--- a/C2.docx
+++ b/C2.docx
@@ -433,11 +433,63 @@
         <w:pStyle w:val="ListParagraph"/>
         <w:numPr>
           <w:ilvl w:val="0"/>
-          <w:numId w:val="6"/>
+          <w:numId w:val="7"/>
         </w:numPr>
       </w:pPr>
       <w:r>
-        <w:t>The original stock.py file provided a solid foundation for this project but lacked some key aspects that are essential for scalability, reusability, and clarity. To enhance its functionality and align it with the expectations of a modular and maintainable machine learning project, I made several important additions and changes.</w:t>
+        <w:t xml:space="preserve"> Specify Start and End Date for the Whole Dataset</w:t>
+      </w:r>
+    </w:p>
+    <w:p>
+      <w:r>
+        <w:t xml:space="preserve">I created a function where the user can define the exact historical period for the data. This is implemented through the start and end parameters in the </w:t>
+      </w:r>
+      <w:proofErr w:type="spellStart"/>
+      <w:r>
+        <w:t>load_data</w:t>
+      </w:r>
+      <w:proofErr w:type="spellEnd"/>
+      <w:r>
+        <w:t xml:space="preserve"> function. These parameters are passed directly to the Yahoo Finance API to download the entire block of data first, which is a crucial step before any train/test splitting is performed.</w:t>
+      </w:r>
+    </w:p>
+    <w:p>
+      <w:r>
+        <w:drawing>
+          <wp:inline distT="0" distB="0" distL="0" distR="0" wp14:anchorId="11F84F6D" wp14:editId="56BCE90C">
+            <wp:extent cx="5943600" cy="2924175"/>
+            <wp:effectExtent l="0" t="0" r="0" b="9525"/>
+            <wp:docPr id="102584108" name="Picture 1"/>
+            <wp:cNvGraphicFramePr>
+              <a:graphicFrameLocks xmlns:a="http://schemas.openxmlformats.org/drawingml/2006/main" noChangeAspect="1"/>
+            </wp:cNvGraphicFramePr>
+            <a:graphic xmlns:a="http://schemas.openxmlformats.org/drawingml/2006/main">
+              <a:graphicData uri="http://schemas.openxmlformats.org/drawingml/2006/picture">
+                <pic:pic xmlns:pic="http://schemas.openxmlformats.org/drawingml/2006/picture">
+                  <pic:nvPicPr>
+                    <pic:cNvPr id="102584108" name=""/>
+                    <pic:cNvPicPr/>
+                  </pic:nvPicPr>
+                  <pic:blipFill>
+                    <a:blip r:embed="rId5"/>
+                    <a:stretch>
+                      <a:fillRect/>
+                    </a:stretch>
+                  </pic:blipFill>
+                  <pic:spPr>
+                    <a:xfrm>
+                      <a:off x="0" y="0"/>
+                      <a:ext cx="5943600" cy="2924175"/>
+                    </a:xfrm>
+                    <a:prstGeom prst="rect">
+                      <a:avLst/>
+                    </a:prstGeom>
+                  </pic:spPr>
+                </pic:pic>
+              </a:graphicData>
+            </a:graphic>
+          </wp:inline>
+        </w:drawing>
       </w:r>
     </w:p>
     <w:p>
@@ -445,11 +497,11 @@
         <w:pStyle w:val="ListParagraph"/>
         <w:numPr>
           <w:ilvl w:val="0"/>
-          <w:numId w:val="6"/>
+          <w:numId w:val="7"/>
         </w:numPr>
       </w:pPr>
       <w:r>
-        <w:t xml:space="preserve">Firstly, </w:t>
+        <w:t xml:space="preserve">Deal with </w:t>
       </w:r>
       <w:proofErr w:type="spellStart"/>
       <w:r>
@@ -457,28 +509,81 @@
       </w:r>
       <w:proofErr w:type="spellEnd"/>
       <w:r>
-        <w:t xml:space="preserve"> handling was completely missing in the original script. I addressed this by introducing the </w:t>
+        <w:t xml:space="preserve"> Values in the Data</w:t>
+      </w:r>
+    </w:p>
+    <w:p>
+      <w:r>
+        <w:lastRenderedPageBreak/>
+        <w:t>Financial data often contains gaps or missing values (</w:t>
       </w:r>
       <w:proofErr w:type="spellStart"/>
+      <w:r>
+        <w:t>NaNs</w:t>
+      </w:r>
+      <w:proofErr w:type="spellEnd"/>
+      <w:r>
+        <w:t xml:space="preserve">), which can cause errors during model training. I implemented a robust two-stage cleaning process. First, I drop any row that contains </w:t>
+      </w:r>
       <w:proofErr w:type="gramStart"/>
       <w:r>
-        <w:t>dropna</w:t>
+        <w:t xml:space="preserve">a </w:t>
+      </w:r>
+      <w:proofErr w:type="spellStart"/>
+      <w:r>
+        <w:t>NaN</w:t>
       </w:r>
       <w:proofErr w:type="spellEnd"/>
-      <w:r>
-        <w:t>(</w:t>
-      </w:r>
       <w:proofErr w:type="gramEnd"/>
       <w:r>
-        <w:t xml:space="preserve">) method to clean the dataset before any processing occurred. This ensured we didn’t train the model on incomplete or </w:t>
-      </w:r>
-      <w:proofErr w:type="gramStart"/>
-      <w:r>
-        <w:t>corrupted</w:t>
-      </w:r>
-      <w:proofErr w:type="gramEnd"/>
-      <w:r>
-        <w:t xml:space="preserve"> data.</w:t>
+        <w:t xml:space="preserve"> immediately after downloading the data. Then, after selecting the relevant features, I force-convert all data to numeric values (which turns any non-numeric errors into </w:t>
+      </w:r>
+      <w:proofErr w:type="spellStart"/>
+      <w:r>
+        <w:t>NaNs</w:t>
+      </w:r>
+      <w:proofErr w:type="spellEnd"/>
+      <w:r>
+        <w:t>) and drop them again. This ensures the model is only trained on a complete and clean dataset.</w:t>
+      </w:r>
+    </w:p>
+    <w:p>
+      <w:r>
+        <w:drawing>
+          <wp:inline distT="0" distB="0" distL="0" distR="0" wp14:anchorId="2AAD0B9D" wp14:editId="5517EC41">
+            <wp:extent cx="5067739" cy="1005927"/>
+            <wp:effectExtent l="0" t="0" r="0" b="3810"/>
+            <wp:docPr id="880355893" name="Picture 1" descr="A computer screen shot of text&#10;&#10;AI-generated content may be incorrect."/>
+            <wp:cNvGraphicFramePr>
+              <a:graphicFrameLocks xmlns:a="http://schemas.openxmlformats.org/drawingml/2006/main" noChangeAspect="1"/>
+            </wp:cNvGraphicFramePr>
+            <a:graphic xmlns:a="http://schemas.openxmlformats.org/drawingml/2006/main">
+              <a:graphicData uri="http://schemas.openxmlformats.org/drawingml/2006/picture">
+                <pic:pic xmlns:pic="http://schemas.openxmlformats.org/drawingml/2006/picture">
+                  <pic:nvPicPr>
+                    <pic:cNvPr id="880355893" name="Picture 1" descr="A computer screen shot of text&#10;&#10;AI-generated content may be incorrect."/>
+                    <pic:cNvPicPr/>
+                  </pic:nvPicPr>
+                  <pic:blipFill>
+                    <a:blip r:embed="rId6"/>
+                    <a:stretch>
+                      <a:fillRect/>
+                    </a:stretch>
+                  </pic:blipFill>
+                  <pic:spPr>
+                    <a:xfrm>
+                      <a:off x="0" y="0"/>
+                      <a:ext cx="5067739" cy="1005927"/>
+                    </a:xfrm>
+                    <a:prstGeom prst="rect">
+                      <a:avLst/>
+                    </a:prstGeom>
+                  </pic:spPr>
+                </pic:pic>
+              </a:graphicData>
+            </a:graphic>
+          </wp:inline>
+        </w:drawing>
       </w:r>
     </w:p>
     <w:p>
@@ -486,19 +591,84 @@
         <w:pStyle w:val="ListParagraph"/>
         <w:numPr>
           <w:ilvl w:val="0"/>
-          <w:numId w:val="6"/>
+          <w:numId w:val="7"/>
         </w:numPr>
       </w:pPr>
       <w:r>
-        <w:t xml:space="preserve">Secondly, scaling of features and saving the </w:t>
-      </w:r>
-      <w:proofErr w:type="gramStart"/>
-      <w:r>
-        <w:t>scaler</w:t>
-      </w:r>
-      <w:proofErr w:type="gramEnd"/>
-      <w:r>
-        <w:t xml:space="preserve"> were not implemented at all. I added these steps so that the same transformation used during training could be consistently applied during evaluation and future predictions. This also improves model reliability.</w:t>
+        <w:t>Split Data into Train/Test by Date or Randomly</w:t>
+      </w:r>
+    </w:p>
+    <w:p>
+      <w:r>
+        <w:t xml:space="preserve">I abstracted the data splitting logic into a separate, reusable function called </w:t>
+      </w:r>
+      <w:proofErr w:type="spellStart"/>
+      <w:r>
+        <w:t>split_data</w:t>
+      </w:r>
+      <w:proofErr w:type="spellEnd"/>
+      <w:r>
+        <w:t xml:space="preserve">. This function provides two distinct methods. The default method is 'date', which splits the data chronologically (e.g., the first 80% for training, the recent 20% for testing), which is the correct approach for time-series forecasting to avoid look-ahead bias. I also implemented a 'random' split option using </w:t>
+      </w:r>
+      <w:proofErr w:type="spellStart"/>
+      <w:r>
+        <w:t>train_test_split</w:t>
+      </w:r>
+      <w:proofErr w:type="spellEnd"/>
+      <w:r>
+        <w:t xml:space="preserve"> from </w:t>
+      </w:r>
+      <w:proofErr w:type="spellStart"/>
+      <w:r>
+        <w:t>sklearn</w:t>
+      </w:r>
+      <w:proofErr w:type="spellEnd"/>
+      <w:r>
+        <w:t>, which could be useful for other types of analysis, though it is not recommended for final time-series evaluation.</w:t>
+      </w:r>
+    </w:p>
+    <w:p>
+      <w:r>
+        <w:drawing>
+          <wp:inline distT="0" distB="0" distL="0" distR="0" wp14:anchorId="0A039FD3" wp14:editId="402384A0">
+            <wp:extent cx="5943600" cy="2764790"/>
+            <wp:effectExtent l="0" t="0" r="0" b="0"/>
+            <wp:docPr id="920937814" name="Picture 1"/>
+            <wp:cNvGraphicFramePr>
+              <a:graphicFrameLocks xmlns:a="http://schemas.openxmlformats.org/drawingml/2006/main" noChangeAspect="1"/>
+            </wp:cNvGraphicFramePr>
+            <a:graphic xmlns:a="http://schemas.openxmlformats.org/drawingml/2006/main">
+              <a:graphicData uri="http://schemas.openxmlformats.org/drawingml/2006/picture">
+                <pic:pic xmlns:pic="http://schemas.openxmlformats.org/drawingml/2006/picture">
+                  <pic:nvPicPr>
+                    <pic:cNvPr id="920937814" name=""/>
+                    <pic:cNvPicPr/>
+                  </pic:nvPicPr>
+                  <pic:blipFill>
+                    <a:blip r:embed="rId7"/>
+                    <a:stretch>
+                      <a:fillRect/>
+                    </a:stretch>
+                  </pic:blipFill>
+                  <pic:spPr>
+                    <a:xfrm>
+                      <a:off x="0" y="0"/>
+                      <a:ext cx="5943600" cy="2764790"/>
+                    </a:xfrm>
+                    <a:prstGeom prst="rect">
+                      <a:avLst/>
+                    </a:prstGeom>
+                  </pic:spPr>
+                </pic:pic>
+              </a:graphicData>
+            </a:graphic>
+          </wp:inline>
+        </w:drawing>
+      </w:r>
+    </w:p>
+    <w:p>
+      <w:r>
+        <w:br w:type="page"/>
       </w:r>
     </w:p>
     <w:p>
@@ -506,11 +676,64 @@
         <w:pStyle w:val="ListParagraph"/>
         <w:numPr>
           <w:ilvl w:val="0"/>
-          <w:numId w:val="6"/>
+          <w:numId w:val="7"/>
         </w:numPr>
       </w:pPr>
       <w:r>
-        <w:t>The original code also lacked a formal train/test split function — everything was done on a single dataset. I introduced a proper data-splitting function which allows us to specify how we want to divide the data, either by date or randomly, ensuring a more realistic and testable model evaluation.</w:t>
+        <w:lastRenderedPageBreak/>
+        <w:t>Store and Load Data Locally to Save Time</w:t>
+      </w:r>
+    </w:p>
+    <w:p>
+      <w:r>
+        <w:t xml:space="preserve">To avoid making repeated API calls to Yahoo Finance, which is slow and subject to rate limits, I added a caching mechanism. The code first checks if a CSV file for that specific </w:t>
+      </w:r>
+      <w:proofErr w:type="gramStart"/>
+      <w:r>
+        <w:t>ticker</w:t>
+      </w:r>
+      <w:proofErr w:type="gramEnd"/>
+      <w:r>
+        <w:t xml:space="preserve"> and date range already exists locally. If it does, it loads the data from disk. If it doesn't, it downloads the data and immediately saves it to a CSV file for next time. This significantly speeds up development and testing.</w:t>
+      </w:r>
+    </w:p>
+    <w:p>
+      <w:r>
+        <w:drawing>
+          <wp:inline distT="0" distB="0" distL="0" distR="0" wp14:anchorId="18D929A8" wp14:editId="5F972E2C">
+            <wp:extent cx="5943600" cy="1885950"/>
+            <wp:effectExtent l="0" t="0" r="0" b="0"/>
+            <wp:docPr id="75712033" name="Picture 1" descr="A screen shot of a computer code&#10;&#10;AI-generated content may be incorrect."/>
+            <wp:cNvGraphicFramePr>
+              <a:graphicFrameLocks xmlns:a="http://schemas.openxmlformats.org/drawingml/2006/main" noChangeAspect="1"/>
+            </wp:cNvGraphicFramePr>
+            <a:graphic xmlns:a="http://schemas.openxmlformats.org/drawingml/2006/main">
+              <a:graphicData uri="http://schemas.openxmlformats.org/drawingml/2006/picture">
+                <pic:pic xmlns:pic="http://schemas.openxmlformats.org/drawingml/2006/picture">
+                  <pic:nvPicPr>
+                    <pic:cNvPr id="75712033" name="Picture 1" descr="A screen shot of a computer code&#10;&#10;AI-generated content may be incorrect."/>
+                    <pic:cNvPicPr/>
+                  </pic:nvPicPr>
+                  <pic:blipFill>
+                    <a:blip r:embed="rId8"/>
+                    <a:stretch>
+                      <a:fillRect/>
+                    </a:stretch>
+                  </pic:blipFill>
+                  <pic:spPr>
+                    <a:xfrm>
+                      <a:off x="0" y="0"/>
+                      <a:ext cx="5943600" cy="1885950"/>
+                    </a:xfrm>
+                    <a:prstGeom prst="rect">
+                      <a:avLst/>
+                    </a:prstGeom>
+                  </pic:spPr>
+                </pic:pic>
+              </a:graphicData>
+            </a:graphic>
+          </wp:inline>
+        </w:drawing>
       </w:r>
     </w:p>
     <w:p>
@@ -518,83 +741,83 @@
         <w:pStyle w:val="ListParagraph"/>
         <w:numPr>
           <w:ilvl w:val="0"/>
-          <w:numId w:val="6"/>
+          <w:numId w:val="7"/>
         </w:numPr>
       </w:pPr>
       <w:r>
-        <w:t xml:space="preserve">Sequence generation in the original was done manually and embedded within the logic. I replaced that with a reusable function called </w:t>
+        <w:t xml:space="preserve"> Scale Features and Store Scalers for Future Access</w:t>
+      </w:r>
+    </w:p>
+    <w:p>
+      <w:r>
+        <w:t xml:space="preserve">I used the </w:t>
       </w:r>
       <w:proofErr w:type="spellStart"/>
       <w:r>
-        <w:t>create_</w:t>
+        <w:t>MinMaxScaler</w:t>
+      </w:r>
+      <w:proofErr w:type="spellEnd"/>
+      <w:r>
+        <w:t xml:space="preserve"> to normalize all feature values to a [0, 1] range, which is critical for the performance of neural network models like LSTM. Crucially, the </w:t>
       </w:r>
       <w:proofErr w:type="gramStart"/>
       <w:r>
-        <w:t>sequences</w:t>
+        <w:t>scaler</w:t>
+      </w:r>
+      <w:proofErr w:type="gramEnd"/>
+      <w:r>
+        <w:t xml:space="preserve"> is fitted only on the training data to prevent data leakage. This fitted scaler object is then saved to disk as a .</w:t>
+      </w:r>
+      <w:proofErr w:type="spellStart"/>
+      <w:r>
+        <w:t>pkl</w:t>
       </w:r>
       <w:proofErr w:type="spellEnd"/>
       <w:r>
-        <w:t>(</w:t>
-      </w:r>
-      <w:proofErr w:type="gramEnd"/>
-      <w:r>
-        <w:t>) and included detailed comments explaining how sequences and labels are formed from historical stock data.</w:t>
-      </w:r>
-    </w:p>
-    <w:p>
-      <w:pPr>
-        <w:pStyle w:val="ListParagraph"/>
-        <w:numPr>
-          <w:ilvl w:val="0"/>
-          <w:numId w:val="6"/>
-        </w:numPr>
-      </w:pPr>
-      <w:r>
-        <w:t>There was also no mechanism to save or reload models in the original script. I added functionality to save models as .h5 files and scalers as .</w:t>
-      </w:r>
-      <w:proofErr w:type="spellStart"/>
-      <w:r>
-        <w:t>pkl</w:t>
-      </w:r>
-      <w:proofErr w:type="spellEnd"/>
-      <w:r>
-        <w:t xml:space="preserve"> files, which makes it easier to reuse trained models or perform inference without retraining.</w:t>
+        <w:t xml:space="preserve"> file using pickle. This allows us to later reload the exact same scaler to transform new, unseen test data and inverse-transform predictions back to the original price scale, ensuring consistency between training and evaluation.</w:t>
+      </w:r>
+    </w:p>
+    <w:p>
+      <w:r>
+        <w:drawing>
+          <wp:inline distT="0" distB="0" distL="0" distR="0" wp14:anchorId="3B7C8F67" wp14:editId="3B0987A0">
+            <wp:extent cx="5943600" cy="2066925"/>
+            <wp:effectExtent l="0" t="0" r="0" b="9525"/>
+            <wp:docPr id="1946579270" name="Picture 1" descr="A screen shot of a computer code&#10;&#10;AI-generated content may be incorrect."/>
+            <wp:cNvGraphicFramePr>
+              <a:graphicFrameLocks xmlns:a="http://schemas.openxmlformats.org/drawingml/2006/main" noChangeAspect="1"/>
+            </wp:cNvGraphicFramePr>
+            <a:graphic xmlns:a="http://schemas.openxmlformats.org/drawingml/2006/main">
+              <a:graphicData uri="http://schemas.openxmlformats.org/drawingml/2006/picture">
+                <pic:pic xmlns:pic="http://schemas.openxmlformats.org/drawingml/2006/picture">
+                  <pic:nvPicPr>
+                    <pic:cNvPr id="1946579270" name="Picture 1" descr="A screen shot of a computer code&#10;&#10;AI-generated content may be incorrect."/>
+                    <pic:cNvPicPr/>
+                  </pic:nvPicPr>
+                  <pic:blipFill>
+                    <a:blip r:embed="rId9"/>
+                    <a:stretch>
+                      <a:fillRect/>
+                    </a:stretch>
+                  </pic:blipFill>
+                  <pic:spPr>
+                    <a:xfrm>
+                      <a:off x="0" y="0"/>
+                      <a:ext cx="5943600" cy="2066925"/>
+                    </a:xfrm>
+                    <a:prstGeom prst="rect">
+                      <a:avLst/>
+                    </a:prstGeom>
+                  </pic:spPr>
+                </pic:pic>
+              </a:graphicData>
+            </a:graphic>
+          </wp:inline>
+        </w:drawing>
       </w:r>
     </w:p>
     <w:p/>
-    <w:p>
-      <w:pPr>
-        <w:pStyle w:val="ListParagraph"/>
-        <w:numPr>
-          <w:ilvl w:val="0"/>
-          <w:numId w:val="6"/>
-        </w:numPr>
-      </w:pPr>
-      <w:r>
-        <w:t xml:space="preserve">For </w:t>
-      </w:r>
-      <w:proofErr w:type="spellStart"/>
-      <w:r>
-        <w:t>visualisation</w:t>
-      </w:r>
-      <w:proofErr w:type="spellEnd"/>
-      <w:r>
-        <w:t>, the original code had very basic graph output. I enhanced it by integrating matplotlib to generate clear and labeled comparison graphs between actual and predicted values, which helps in interpreting model performance.</w:t>
-      </w:r>
-    </w:p>
     <w:p/>
-    <w:p>
-      <w:pPr>
-        <w:pStyle w:val="ListParagraph"/>
-        <w:numPr>
-          <w:ilvl w:val="0"/>
-          <w:numId w:val="6"/>
-        </w:numPr>
-      </w:pPr>
-      <w:r>
-        <w:t>Lastly, I split the entire logic into multiple separate modules instead of keeping everything in one script. This modular approach improves readability, debugging, and collaboration, as each script now has a single responsibility (e.g., training, preprocessing, evaluation).</w:t>
-      </w:r>
-    </w:p>
     <w:p/>
     <w:p>
       <w:pPr>
@@ -1278,6 +1501,95 @@
       <w:rPr>
         <w:rFonts w:ascii="Wingdings" w:hAnsi="Wingdings" w:hint="default"/>
       </w:rPr>
+    </w:lvl>
+  </w:abstractNum>
+  <w:abstractNum w:abstractNumId="6" w15:restartNumberingAfterBreak="0">
+    <w:nsid w:val="769C05B9"/>
+    <w:multiLevelType w:val="hybridMultilevel"/>
+    <w:tmpl w:val="4D2615D2"/>
+    <w:lvl w:ilvl="0" w:tplc="04090017">
+      <w:start w:val="1"/>
+      <w:numFmt w:val="lowerLetter"/>
+      <w:lvlText w:val="%1)"/>
+      <w:lvlJc w:val="left"/>
+      <w:pPr>
+        <w:ind w:left="720" w:hanging="360"/>
+      </w:pPr>
+      <w:rPr>
+        <w:rFonts w:hint="default"/>
+      </w:rPr>
+    </w:lvl>
+    <w:lvl w:ilvl="1" w:tplc="04090019">
+      <w:start w:val="1"/>
+      <w:numFmt w:val="lowerLetter"/>
+      <w:lvlText w:val="%2."/>
+      <w:lvlJc w:val="left"/>
+      <w:pPr>
+        <w:ind w:left="1440" w:hanging="360"/>
+      </w:pPr>
+    </w:lvl>
+    <w:lvl w:ilvl="2" w:tplc="0409001B" w:tentative="1">
+      <w:start w:val="1"/>
+      <w:numFmt w:val="lowerRoman"/>
+      <w:lvlText w:val="%3."/>
+      <w:lvlJc w:val="right"/>
+      <w:pPr>
+        <w:ind w:left="2160" w:hanging="180"/>
+      </w:pPr>
+    </w:lvl>
+    <w:lvl w:ilvl="3" w:tplc="0409000F" w:tentative="1">
+      <w:start w:val="1"/>
+      <w:numFmt w:val="decimal"/>
+      <w:lvlText w:val="%4."/>
+      <w:lvlJc w:val="left"/>
+      <w:pPr>
+        <w:ind w:left="2880" w:hanging="360"/>
+      </w:pPr>
+    </w:lvl>
+    <w:lvl w:ilvl="4" w:tplc="04090019" w:tentative="1">
+      <w:start w:val="1"/>
+      <w:numFmt w:val="lowerLetter"/>
+      <w:lvlText w:val="%5."/>
+      <w:lvlJc w:val="left"/>
+      <w:pPr>
+        <w:ind w:left="3600" w:hanging="360"/>
+      </w:pPr>
+    </w:lvl>
+    <w:lvl w:ilvl="5" w:tplc="0409001B" w:tentative="1">
+      <w:start w:val="1"/>
+      <w:numFmt w:val="lowerRoman"/>
+      <w:lvlText w:val="%6."/>
+      <w:lvlJc w:val="right"/>
+      <w:pPr>
+        <w:ind w:left="4320" w:hanging="180"/>
+      </w:pPr>
+    </w:lvl>
+    <w:lvl w:ilvl="6" w:tplc="0409000F" w:tentative="1">
+      <w:start w:val="1"/>
+      <w:numFmt w:val="decimal"/>
+      <w:lvlText w:val="%7."/>
+      <w:lvlJc w:val="left"/>
+      <w:pPr>
+        <w:ind w:left="5040" w:hanging="360"/>
+      </w:pPr>
+    </w:lvl>
+    <w:lvl w:ilvl="7" w:tplc="04090019" w:tentative="1">
+      <w:start w:val="1"/>
+      <w:numFmt w:val="lowerLetter"/>
+      <w:lvlText w:val="%8."/>
+      <w:lvlJc w:val="left"/>
+      <w:pPr>
+        <w:ind w:left="5760" w:hanging="360"/>
+      </w:pPr>
+    </w:lvl>
+    <w:lvl w:ilvl="8" w:tplc="0409001B" w:tentative="1">
+      <w:start w:val="1"/>
+      <w:numFmt w:val="lowerRoman"/>
+      <w:lvlText w:val="%9."/>
+      <w:lvlJc w:val="right"/>
+      <w:pPr>
+        <w:ind w:left="6480" w:hanging="180"/>
+      </w:pPr>
     </w:lvl>
   </w:abstractNum>
   <w:num w:numId="1" w16cid:durableId="1854758215">
@@ -1297,6 +1609,9 @@
   </w:num>
   <w:num w:numId="6" w16cid:durableId="1257209540">
     <w:abstractNumId w:val="5"/>
+  </w:num>
+  <w:num w:numId="7" w16cid:durableId="1336306325">
+    <w:abstractNumId w:val="6"/>
   </w:num>
 </w:numbering>
 </file>
@@ -1904,7 +2219,6 @@
   <w:style w:type="character" w:default="1" w:styleId="DefaultParagraphFont">
     <w:name w:val="Default Paragraph Font"/>
     <w:uiPriority w:val="1"/>
-    <w:semiHidden/>
     <w:unhideWhenUsed/>
   </w:style>
   <w:style w:type="table" w:default="1" w:styleId="TableNormal">
